--- a/BriefDescription.docx
+++ b/BriefDescription.docx
@@ -3,32 +3,341 @@
 <w:document xmlns:wpc="http://schemas.microsoft.com/office/word/2010/wordprocessingCanvas" xmlns:cx="http://schemas.microsoft.com/office/drawing/2014/chartex" xmlns:cx1="http://schemas.microsoft.com/office/drawing/2015/9/8/chartex" xmlns:cx2="http://schemas.microsoft.com/office/drawing/2015/10/21/chartex" xmlns:cx3="http://schemas.microsoft.com/office/drawing/2016/5/9/chartex" xmlns:cx4="http://schemas.microsoft.com/office/drawing/2016/5/10/chartex" xmlns:cx5="http://schemas.microsoft.com/office/drawing/2016/5/11/chartex" xmlns:cx6="http://schemas.microsoft.com/office/drawing/2016/5/12/chartex" xmlns:cx7="http://schemas.microsoft.com/office/drawing/2016/5/13/chartex" xmlns:cx8="http://schemas.microsoft.com/office/drawing/2016/5/14/chartex" xmlns:mc="http://schemas.openxmlformats.org/markup-compatibility/2006" xmlns:aink="http://schemas.microsoft.com/office/drawing/2016/ink" xmlns:am3d="http://schemas.microsoft.com/office/drawing/2017/model3d" xmlns:o="urn:schemas-microsoft-com:office:office" xmlns:oel="http://schemas.microsoft.com/office/2019/extlst" xmlns:r="http://schemas.openxmlformats.org/officeDocument/2006/relationships" xmlns:m="http://schemas.openxmlformats.org/officeDocument/2006/math" xmlns:v="urn:schemas-microsoft-com:vml" xmlns:wp14="http://schemas.microsoft.com/office/word/2010/wordprocessingDrawing" xmlns:wp="http://schemas.openxmlformats.org/drawingml/2006/wordprocessingDrawing" xmlns:w10="urn:schemas-microsoft-com:office:word" xmlns:w="http://schemas.openxmlformats.org/wordprocessingml/2006/main" xmlns:w14="http://schemas.microsoft.com/office/word/2010/wordml" xmlns:w15="http://schemas.microsoft.com/office/word/2012/wordml" xmlns:w16cex="http://schemas.microsoft.com/office/word/2018/wordml/cex" xmlns:w16cid="http://schemas.microsoft.com/office/word/2016/wordml/cid" xmlns:w16="http://schemas.microsoft.com/office/word/2018/wordml" xmlns:w16du="http://schemas.microsoft.com/office/word/2023/wordml/word16du" xmlns:w16sdtdh="http://schemas.microsoft.com/office/word/2020/wordml/sdtdatahash" xmlns:w16sdtfl="http://schemas.microsoft.com/office/word/2024/wordml/sdtformatlock" xmlns:w16se="http://schemas.microsoft.com/office/word/2015/wordml/symex" xmlns:wpg="http://schemas.microsoft.com/office/word/2010/wordprocessingGroup" xmlns:wpi="http://schemas.microsoft.com/office/word/2010/wordprocessingInk" xmlns:wne="http://schemas.microsoft.com/office/word/2006/wordml" xmlns:wps="http://schemas.microsoft.com/office/word/2010/wordprocessingShape" mc:Ignorable="w14 w15 w16se w16cid w16 w16cex w16sdtdh w16sdtfl w16du wp14">
   <w:body>
     <w:p>
-      <w:r>
+      <w:pPr>
+        <w:rPr>
+          <w:sz w:val="28"/>
+          <w:szCs w:val="28"/>
+        </w:rPr>
+      </w:pPr>
+      <w:r>
+        <w:rPr>
+          <w:sz w:val="28"/>
+          <w:szCs w:val="28"/>
+        </w:rPr>
         <w:t>Title: Restaurant Management Software</w:t>
       </w:r>
     </w:p>
     <w:p>
-      <w:r>
-        <w:t xml:space="preserve">Description: The purpose of the app is to </w:t>
-      </w:r>
-      <w:r>
-        <w:t xml:space="preserve">allow support for both clients and employees of the restaurant. </w:t>
-      </w:r>
-      <w:r>
+      <w:pPr>
+        <w:rPr>
+          <w:sz w:val="28"/>
+          <w:szCs w:val="28"/>
+        </w:rPr>
+      </w:pPr>
+      <w:r>
+        <w:rPr>
+          <w:sz w:val="28"/>
+          <w:szCs w:val="28"/>
+        </w:rPr>
+        <w:t xml:space="preserve">Description: </w:t>
+      </w:r>
+      <w:r>
+        <w:rPr>
+          <w:sz w:val="28"/>
+          <w:szCs w:val="28"/>
+        </w:rPr>
         <w:br/>
-        <w:t>Users will be able to use a web application frontend to make reservations at the restaurant as well as order deliveries to a chosen location.</w:t>
-      </w:r>
-      <w:r>
+      </w:r>
+      <w:r>
+        <w:rPr>
+          <w:sz w:val="28"/>
+          <w:szCs w:val="28"/>
+        </w:rPr>
+        <w:t>The purpose of the</w:t>
+      </w:r>
+      <w:r>
+        <w:rPr>
+          <w:sz w:val="28"/>
+          <w:szCs w:val="28"/>
+        </w:rPr>
+        <w:t xml:space="preserve"> application</w:t>
+      </w:r>
+      <w:r>
+        <w:rPr>
+          <w:sz w:val="28"/>
+          <w:szCs w:val="28"/>
+        </w:rPr>
+        <w:t xml:space="preserve"> is to </w:t>
+      </w:r>
+      <w:r>
+        <w:rPr>
+          <w:sz w:val="28"/>
+          <w:szCs w:val="28"/>
+        </w:rPr>
+        <w:t xml:space="preserve">provide an integrated platform </w:t>
+      </w:r>
+      <w:r>
+        <w:rPr>
+          <w:sz w:val="28"/>
+          <w:szCs w:val="28"/>
+        </w:rPr>
+        <w:t xml:space="preserve">that supports </w:t>
+      </w:r>
+      <w:r>
+        <w:rPr>
+          <w:sz w:val="28"/>
+          <w:szCs w:val="28"/>
+        </w:rPr>
+        <w:t xml:space="preserve">needs of </w:t>
+      </w:r>
+      <w:r>
+        <w:rPr>
+          <w:sz w:val="28"/>
+          <w:szCs w:val="28"/>
+        </w:rPr>
+        <w:t>customer</w:t>
+      </w:r>
+      <w:r>
+        <w:rPr>
+          <w:sz w:val="28"/>
+          <w:szCs w:val="28"/>
+        </w:rPr>
+        <w:t>s</w:t>
+      </w:r>
+      <w:r>
+        <w:rPr>
+          <w:sz w:val="28"/>
+          <w:szCs w:val="28"/>
+        </w:rPr>
+        <w:t>, employee</w:t>
+      </w:r>
+      <w:r>
+        <w:rPr>
+          <w:sz w:val="28"/>
+          <w:szCs w:val="28"/>
+        </w:rPr>
+        <w:t>s</w:t>
+      </w:r>
+      <w:r>
+        <w:rPr>
+          <w:sz w:val="28"/>
+          <w:szCs w:val="28"/>
+        </w:rPr>
+        <w:t xml:space="preserve">, management and </w:t>
+      </w:r>
+      <w:r>
+        <w:rPr>
+          <w:sz w:val="28"/>
+          <w:szCs w:val="28"/>
+        </w:rPr>
+        <w:t xml:space="preserve">owners of the </w:t>
+      </w:r>
+      <w:r>
+        <w:rPr>
+          <w:sz w:val="28"/>
+          <w:szCs w:val="28"/>
+        </w:rPr>
+        <w:t>restaurant</w:t>
+      </w:r>
+      <w:r>
+        <w:rPr>
+          <w:sz w:val="28"/>
+          <w:szCs w:val="28"/>
+        </w:rPr>
         <w:br/>
-        <w:t>The owners will be able to track spendings and earnings for a given period, see trends in orders and reservations, manage employee work schedules and assign delivery drivers using a separate application</w:t>
-      </w:r>
-      <w:r>
+      </w:r>
+      <w:r>
+        <w:rPr>
+          <w:sz w:val="28"/>
+          <w:szCs w:val="28"/>
+        </w:rPr>
+        <w:t>Customers</w:t>
+      </w:r>
+      <w:r>
+        <w:rPr>
+          <w:sz w:val="28"/>
+          <w:szCs w:val="28"/>
+        </w:rPr>
+        <w:t xml:space="preserve"> will be able to use a web application frontend to make reservations at the restaurant as well as </w:t>
+      </w:r>
+      <w:r>
+        <w:rPr>
+          <w:sz w:val="28"/>
+          <w:szCs w:val="28"/>
+        </w:rPr>
+        <w:t xml:space="preserve">place </w:t>
+      </w:r>
+      <w:r>
+        <w:rPr>
+          <w:sz w:val="28"/>
+          <w:szCs w:val="28"/>
+        </w:rPr>
+        <w:t>order</w:t>
+      </w:r>
+      <w:r>
+        <w:rPr>
+          <w:sz w:val="28"/>
+          <w:szCs w:val="28"/>
+        </w:rPr>
+        <w:t>s</w:t>
+      </w:r>
+      <w:r>
+        <w:rPr>
+          <w:sz w:val="28"/>
+          <w:szCs w:val="28"/>
+        </w:rPr>
+        <w:t xml:space="preserve"> </w:t>
+      </w:r>
+      <w:r>
+        <w:rPr>
+          <w:sz w:val="28"/>
+          <w:szCs w:val="28"/>
+        </w:rPr>
+        <w:t>with delivery to a chosen location.</w:t>
+      </w:r>
+      <w:r>
+        <w:rPr>
+          <w:sz w:val="28"/>
+          <w:szCs w:val="28"/>
+        </w:rPr>
         <w:br/>
-        <w:t>Employees will be able to see delivery routes assigned to them and details of each order</w:t>
-      </w:r>
-      <w:r>
+        <w:t xml:space="preserve">Owners and management will use a separate application to track financial performance, analyse orders and reservation trends as well as manage employee schedules and assign delivery drivers. </w:t>
+      </w:r>
+      <w:r>
+        <w:rPr>
+          <w:sz w:val="28"/>
+          <w:szCs w:val="28"/>
+        </w:rPr>
         <w:br/>
-        <w:t>The backend will be responsible for organizing and processing the information from clients and preparing it for restaurant staff application</w:t>
+        <w:t xml:space="preserve">Employees </w:t>
+      </w:r>
+      <w:r>
+        <w:rPr>
+          <w:sz w:val="28"/>
+          <w:szCs w:val="28"/>
+        </w:rPr>
+        <w:t xml:space="preserve">using </w:t>
+      </w:r>
+      <w:r>
+        <w:rPr>
+          <w:sz w:val="28"/>
+          <w:szCs w:val="28"/>
+        </w:rPr>
+        <w:t xml:space="preserve">the </w:t>
+      </w:r>
+      <w:r>
+        <w:rPr>
+          <w:sz w:val="28"/>
+          <w:szCs w:val="28"/>
+        </w:rPr>
+        <w:t xml:space="preserve">application </w:t>
+      </w:r>
+      <w:r>
+        <w:rPr>
+          <w:sz w:val="28"/>
+          <w:szCs w:val="28"/>
+        </w:rPr>
+        <w:t>will be able to see delivery routes assigned to them and details of each order</w:t>
+      </w:r>
+      <w:r>
+        <w:rPr>
+          <w:sz w:val="28"/>
+          <w:szCs w:val="28"/>
+        </w:rPr>
+        <w:br/>
+      </w:r>
+      <w:r>
+        <w:rPr>
+          <w:sz w:val="28"/>
+          <w:szCs w:val="28"/>
+        </w:rPr>
+        <w:t xml:space="preserve">A centralized </w:t>
+      </w:r>
+      <w:r>
+        <w:rPr>
+          <w:sz w:val="28"/>
+          <w:szCs w:val="28"/>
+        </w:rPr>
+        <w:t>backend will be responsible for organizing and processing the information</w:t>
+      </w:r>
+      <w:r>
+        <w:rPr>
+          <w:sz w:val="28"/>
+          <w:szCs w:val="28"/>
+        </w:rPr>
+        <w:t xml:space="preserve"> and coordinating communication between different </w:t>
+      </w:r>
+      <w:r>
+        <w:rPr>
+          <w:sz w:val="28"/>
+          <w:szCs w:val="28"/>
+        </w:rPr>
+        <w:t xml:space="preserve">users and </w:t>
+      </w:r>
+      <w:r>
+        <w:rPr>
+          <w:sz w:val="28"/>
+          <w:szCs w:val="28"/>
+        </w:rPr>
+        <w:t>applications</w:t>
+      </w:r>
+      <w:r>
+        <w:rPr>
+          <w:sz w:val="28"/>
+          <w:szCs w:val="28"/>
+        </w:rPr>
+        <w:t>.</w:t>
+      </w:r>
+    </w:p>
+    <w:p>
+      <w:pPr>
+        <w:rPr>
+          <w:sz w:val="28"/>
+          <w:szCs w:val="28"/>
+        </w:rPr>
+      </w:pPr>
+      <w:r>
+        <w:rPr>
+          <w:sz w:val="28"/>
+          <w:szCs w:val="28"/>
+        </w:rPr>
+        <w:t xml:space="preserve">Names of team members: </w:t>
+      </w:r>
+      <w:r>
+        <w:rPr>
+          <w:sz w:val="28"/>
+          <w:szCs w:val="28"/>
+        </w:rPr>
+        <w:br/>
+      </w:r>
+      <w:r>
+        <w:rPr>
+          <w:sz w:val="28"/>
+          <w:szCs w:val="28"/>
+        </w:rPr>
+        <w:t xml:space="preserve">Łukasz </w:t>
+      </w:r>
+      <w:proofErr w:type="spellStart"/>
+      <w:r>
+        <w:rPr>
+          <w:sz w:val="28"/>
+          <w:szCs w:val="28"/>
+        </w:rPr>
+        <w:t>Piętka</w:t>
+      </w:r>
+      <w:proofErr w:type="spellEnd"/>
+      <w:r>
+        <w:rPr>
+          <w:sz w:val="28"/>
+          <w:szCs w:val="28"/>
+        </w:rPr>
+        <w:t xml:space="preserve">, Michał </w:t>
+      </w:r>
+      <w:proofErr w:type="spellStart"/>
+      <w:r>
+        <w:rPr>
+          <w:sz w:val="28"/>
+          <w:szCs w:val="28"/>
+        </w:rPr>
+        <w:t>Krzysztosiak</w:t>
+      </w:r>
+      <w:proofErr w:type="spellEnd"/>
+      <w:r>
+        <w:rPr>
+          <w:sz w:val="28"/>
+          <w:szCs w:val="28"/>
+        </w:rPr>
+        <w:t>, Konrad Miturski, Michał Sobczak</w:t>
       </w:r>
     </w:p>
     <w:sectPr>

--- a/BriefDescription.docx
+++ b/BriefDescription.docx
@@ -148,7 +148,7 @@
           <w:sz w:val="28"/>
           <w:szCs w:val="28"/>
         </w:rPr>
-        <w:t xml:space="preserve"> will be able to use a web application frontend to make reservations at the restaurant as well as </w:t>
+        <w:t xml:space="preserve"> will be able to use a web application to make reservations at the restaurant as well as </w:t>
       </w:r>
       <w:r>
         <w:rPr>
@@ -305,43 +305,11 @@
           <w:sz w:val="28"/>
           <w:szCs w:val="28"/>
         </w:rPr>
-        <w:t xml:space="preserve">Łukasz </w:t>
-      </w:r>
-      <w:proofErr w:type="spellStart"/>
-      <w:r>
-        <w:rPr>
-          <w:sz w:val="28"/>
-          <w:szCs w:val="28"/>
-        </w:rPr>
-        <w:t>Piętka</w:t>
-      </w:r>
-      <w:proofErr w:type="spellEnd"/>
-      <w:r>
-        <w:rPr>
-          <w:sz w:val="28"/>
-          <w:szCs w:val="28"/>
-        </w:rPr>
-        <w:t xml:space="preserve">, Michał </w:t>
-      </w:r>
-      <w:proofErr w:type="spellStart"/>
-      <w:r>
-        <w:rPr>
-          <w:sz w:val="28"/>
-          <w:szCs w:val="28"/>
-        </w:rPr>
-        <w:t>Krzysztosiak</w:t>
-      </w:r>
-      <w:proofErr w:type="spellEnd"/>
-      <w:r>
-        <w:rPr>
-          <w:sz w:val="28"/>
-          <w:szCs w:val="28"/>
-        </w:rPr>
-        <w:t>, Konrad Miturski, Michał Sobczak</w:t>
+        <w:t>Łukasz Piętka, Michał Krzysztosiak, Konrad Miturski, Michał Sobczak</w:t>
       </w:r>
     </w:p>
     <w:sectPr>
-      <w:pgSz w:w="11906" w:h="16838"/>
+      <w:pgSz w:w="16838" w:h="11906" w:orient="landscape"/>
       <w:pgMar w:top="1417" w:right="1417" w:bottom="1417" w:left="1417" w:header="708" w:footer="708" w:gutter="0"/>
       <w:cols w:space="708"/>
       <w:docGrid w:linePitch="360"/>
